--- a/public/resume.docx
+++ b/public/resume.docx
@@ -29,7 +29,25 @@
           <w:szCs w:val="24"/>
         </w:rPr>
         <w:br/>
-        <w:t xml:space="preserve">📞 84948 57607 | </w:t>
+      </w:r>
+      <w:hyperlink r:id="rId5" w:history="1">
+        <w:r>
+          <w:rPr>
+            <w:rStyle w:val="Hyperlink"/>
+            <w:rFonts w:ascii="Segoe UI Symbol" w:eastAsia="Times New Roman" w:hAnsi="Segoe UI Symbol" w:cs="Segoe UI Symbol"/>
+            <w:sz w:val="24"/>
+            <w:szCs w:val="24"/>
+          </w:rPr>
+          <w:t>https://www.linkedin.com/in/shradha-acharya11/</w:t>
+        </w:r>
+      </w:hyperlink>
+      <w:r>
+        <w:rPr>
+          <w:rFonts w:ascii="Segoe UI Symbol" w:eastAsia="Times New Roman" w:hAnsi="Segoe UI Symbol" w:cs="Segoe UI Symbol"/>
+          <w:sz w:val="24"/>
+          <w:szCs w:val="24"/>
+        </w:rPr>
+        <w:t xml:space="preserve"> | </w:t>
       </w:r>
       <w:r>
         <w:rPr>
@@ -99,7 +117,7 @@
           <w:szCs w:val="24"/>
         </w:rPr>
         <w:pict w14:anchorId="37DDEB13">
-          <v:rect id="_x0000_i1055" style="width:0;height:1.5pt" o:hralign="center" o:hrstd="t" o:hr="t" fillcolor="#a0a0a0" stroked="f"/>
+          <v:rect id="_x0000_i1025" style="width:0;height:1.5pt" o:hralign="center" o:hrstd="t" o:hr="t" fillcolor="#a0a0a0" stroked="f"/>
         </w:pict>
       </w:r>
       <w:r>
@@ -247,18 +265,7 @@
           <w:szCs w:val="24"/>
           <w:lang w:val="en-IN"/>
         </w:rPr>
-        <w:t xml:space="preserve">          </w:t>
-      </w:r>
-      <w:r>
-        <w:rPr>
-          <w:rFonts w:ascii="Times New Roman" w:eastAsia="Times New Roman" w:hAnsi="Times New Roman" w:cs="Times New Roman"/>
-          <w:b/>
-          <w:bCs/>
-          <w:sz w:val="24"/>
-          <w:szCs w:val="24"/>
-          <w:lang w:val="en-IN"/>
-        </w:rPr>
-        <w:t xml:space="preserve">          </w:t>
+        <w:t xml:space="preserve">                    </w:t>
       </w:r>
       <w:r>
         <w:rPr>
@@ -465,7 +472,27 @@
           <w:szCs w:val="24"/>
           <w:lang w:val="en-IN"/>
         </w:rPr>
-        <w:t>JSS R.S. Hukkerikar College, Dharwad</w:t>
+        <w:t xml:space="preserve">JSS R.S. </w:t>
+      </w:r>
+      <w:proofErr w:type="spellStart"/>
+      <w:r>
+        <w:rPr>
+          <w:rFonts w:ascii="Times New Roman" w:eastAsia="Times New Roman" w:hAnsi="Times New Roman" w:cs="Times New Roman"/>
+          <w:sz w:val="24"/>
+          <w:szCs w:val="24"/>
+          <w:lang w:val="en-IN"/>
+        </w:rPr>
+        <w:t>Hukkerikar</w:t>
+      </w:r>
+      <w:proofErr w:type="spellEnd"/>
+      <w:r>
+        <w:rPr>
+          <w:rFonts w:ascii="Times New Roman" w:eastAsia="Times New Roman" w:hAnsi="Times New Roman" w:cs="Times New Roman"/>
+          <w:sz w:val="24"/>
+          <w:szCs w:val="24"/>
+          <w:lang w:val="en-IN"/>
+        </w:rPr>
+        <w:t xml:space="preserve"> College, Dharwad</w:t>
       </w:r>
       <w:r>
         <w:rPr>
@@ -1194,6 +1221,7 @@
           <w:u w:val="single"/>
         </w:rPr>
       </w:pPr>
+      <w:proofErr w:type="spellStart"/>
       <w:r>
         <w:rPr>
           <w:rFonts w:ascii="Times New Roman" w:eastAsia="Times New Roman" w:hAnsi="Times New Roman" w:cs="Times New Roman"/>
@@ -1204,7 +1232,20 @@
           <w:u w:val="single"/>
           <w:lang w:val="en-IN"/>
         </w:rPr>
-        <w:t>CivicWatch – Smart Public Grievance &amp; Infrastructure Monitoring System</w:t>
+        <w:t>CivicWatch</w:t>
+      </w:r>
+      <w:proofErr w:type="spellEnd"/>
+      <w:r>
+        <w:rPr>
+          <w:rFonts w:ascii="Times New Roman" w:eastAsia="Times New Roman" w:hAnsi="Times New Roman" w:cs="Times New Roman"/>
+          <w:b/>
+          <w:bCs/>
+          <w:sz w:val="24"/>
+          <w:szCs w:val="24"/>
+          <w:u w:val="single"/>
+          <w:lang w:val="en-IN"/>
+        </w:rPr>
+        <w:t xml:space="preserve"> – Smart Public Grievance &amp; Infrastructure Monitoring System</w:t>
       </w:r>
       <w:r>
         <w:rPr>
@@ -1484,7 +1525,16 @@
           <w:sz w:val="24"/>
           <w:szCs w:val="24"/>
         </w:rPr>
-        <w:t xml:space="preserve"> — NPTEL </w:t>
+        <w:t xml:space="preserve"> — </w:t>
+      </w:r>
+      <w:proofErr w:type="gramStart"/>
+      <w:r>
+        <w:rPr>
+          <w:rFonts w:ascii="Times New Roman" w:eastAsia="Times New Roman" w:hAnsi="Times New Roman" w:cs="Times New Roman"/>
+          <w:sz w:val="24"/>
+          <w:szCs w:val="24"/>
+        </w:rPr>
+        <w:t xml:space="preserve">NPTEL </w:t>
       </w:r>
       <w:r>
         <w:rPr>
@@ -1500,7 +1550,16 @@
           <w:sz w:val="24"/>
           <w:szCs w:val="24"/>
         </w:rPr>
-        <w:t>IIT Roorkee</w:t>
+        <w:t>IIT</w:t>
+      </w:r>
+      <w:proofErr w:type="gramEnd"/>
+      <w:r>
+        <w:rPr>
+          <w:rFonts w:ascii="Times New Roman" w:eastAsia="Times New Roman" w:hAnsi="Times New Roman" w:cs="Times New Roman"/>
+          <w:sz w:val="24"/>
+          <w:szCs w:val="24"/>
+        </w:rPr>
+        <w:t xml:space="preserve"> Roorkee</w:t>
       </w:r>
     </w:p>
     <w:p>
@@ -4640,6 +4699,7 @@
   <w:style w:type="character" w:default="1" w:styleId="DefaultParagraphFont">
     <w:name w:val="Default Paragraph Font"/>
     <w:uiPriority w:val="1"/>
+    <w:semiHidden/>
     <w:unhideWhenUsed/>
   </w:style>
   <w:style w:type="table" w:default="1" w:styleId="TableNormal">
